--- a/agent/contract/templates/zhanweifu/labor-subcontract.docx
+++ b/agent/contract/templates/zhanweifu/labor-subcontract.docx
@@ -72,7 +72,7 @@
           </w:tcPr>
           <w:p>
             <w:r>
-              <w:t>合同编号：{{ contractNo }}</w:t>
+              <w:t>合同编号：{{r contractNo }}</w:t>
             </w:r>
           </w:p>
         </w:tc>
@@ -137,7 +137,7 @@
           </w:tcPr>
           <w:p>
             <w:r>
-              <w:t>签订日期：{{ signYear }}年{{ signMonth }}月{{ signDay }}日</w:t>
+              <w:t>签订日期：{{r signYear }}年{{r signMonth }}月{{r signDay }}日</w:t>
             </w:r>
           </w:p>
         </w:tc>
@@ -559,17 +559,17 @@
           </w:tcPr>
           <w:p>
             <w:r>
-              <w:t>分包方（乙方）：{{ supplierName }}</w:t>
+              <w:t>分包方（乙方）：{{r supplierName }}</w:t>
               <w:br/>
-              <w:t>联系地址：{{ supplierAddress }}</w:t>
+              <w:t>联系地址：{{r supplierAddress }}</w:t>
               <w:br/>
-              <w:t>开户银行：{{ supplierBank }}</w:t>
+              <w:t>开户银行：{{r supplierBank }}</w:t>
               <w:br/>
-              <w:t>银行账号：{{ supplierAccount }}</w:t>
+              <w:t>银行账号：{{r supplierAccount }}</w:t>
               <w:br/>
-              <w:t>税号：{{ supplierTaxNo }}</w:t>
+              <w:t>税号：{{r supplierTaxNo }}</w:t>
               <w:br/>
-              <w:t>电话（Tel）：{{ supplierPhone }} 传真（Fax）：{{ supplierFax }}</w:t>
+              <w:t>电话（Tel）：{{r supplierPhone }} 传真（Fax）：{{r supplierFax }}</w:t>
             </w:r>
           </w:p>
         </w:tc>
@@ -696,7 +696,7 @@
         </w:rPr>
       </w:pPr>
       <w:r>
-        <w:t>工程项目：{{ projectName }}</w:t>
+        <w:t>工程项目：{{r projectName }}</w:t>
       </w:r>
     </w:p>
     <w:p>
@@ -728,7 +728,7 @@
         </w:rPr>
       </w:pPr>
       <w:r>
-        <w:t>工程地点：{{ engineeringLocation }}</w:t>
+        <w:t>工程地点：{{r engineeringLocation }}</w:t>
       </w:r>
     </w:p>
     <w:p>
@@ -798,7 +798,7 @@
         </w:rPr>
       </w:pPr>
       <w:r>
-        <w:t>甲方根据工程需要，将{{ workDescription }}工程劳务分包给乙方负责施工作业。施工范围包括但不限于：{{ engineeringScope }}。</w:t>
+        <w:t>甲方根据工程需要，将{{r workDescription }}工程劳务分包给乙方负责施工作业。施工范围包括但不限于：{{r engineeringScope }}。</w:t>
       </w:r>
     </w:p>
     <w:p>
@@ -9395,7 +9395,7 @@
           </w:tcPr>
           <w:p>
             <w:r>
-              <w:t>{{ item.index }}</w:t>
+              <w:t>{{r item.index }}</w:t>
             </w:r>
           </w:p>
         </w:tc>
@@ -9405,7 +9405,7 @@
           </w:tcPr>
           <w:p>
             <w:r>
-              <w:t>{{ item.laborItem }}</w:t>
+              <w:t>{{r item.laborItem }}</w:t>
             </w:r>
           </w:p>
         </w:tc>
@@ -9415,7 +9415,7 @@
           </w:tcPr>
           <w:p>
             <w:r>
-              <w:t>{{ item.unit }}</w:t>
+              <w:t>{{r item.unit }}</w:t>
             </w:r>
           </w:p>
         </w:tc>
@@ -9425,7 +9425,7 @@
           </w:tcPr>
           <w:p>
             <w:r>
-              <w:t>{{ item.quantity }}</w:t>
+              <w:t>{{r item.quantity }}</w:t>
             </w:r>
           </w:p>
         </w:tc>
@@ -9435,7 +9435,7 @@
           </w:tcPr>
           <w:p>
             <w:r>
-              <w:t>{{ item.unitPrice }}</w:t>
+              <w:t>{{r item.unitPrice }}</w:t>
             </w:r>
           </w:p>
         </w:tc>
@@ -9445,7 +9445,7 @@
           </w:tcPr>
           <w:p>
             <w:r>
-              <w:t>{{ item.totalPrice }}</w:t>
+              <w:t>{{r item.totalPrice }}</w:t>
             </w:r>
           </w:p>
         </w:tc>
@@ -9455,7 +9455,7 @@
           </w:tcPr>
           <w:p>
             <w:r>
-              <w:t>{{ item.remark }}</w:t>
+              <w:t>{{r item.remark }}</w:t>
             </w:r>
           </w:p>
         </w:tc>

--- a/agent/contract/templates/zhanweifu/labor-subcontract.docx
+++ b/agent/contract/templates/zhanweifu/labor-subcontract.docx
@@ -72,6 +72,10 @@
           </w:tcPr>
           <w:p>
             <w:r>
+              <w:rPr>
+                <w:rFonts w:ascii="仿宋" w:hAnsi="仿宋" w:eastAsia="仿宋"/>
+                <w:sz w:val="24"/>
+              </w:rPr>
               <w:t>合同编号：{{r contractNo }}</w:t>
             </w:r>
           </w:p>
@@ -106,7 +110,7 @@
             </w:pPr>
             <w:r>
               <w:rPr>
-                <w:rFonts w:eastAsia="仿宋"/>
+                <w:rFonts w:eastAsia="仿宋" w:ascii="仿宋" w:hAnsi="仿宋"/>
                 <w:color w:val="000000"/>
                 <w:sz w:val="24"/>
                 <w:szCs w:val="24"/>
@@ -115,7 +119,7 @@
             </w:r>
             <w:r>
               <w:rPr>
-                <w:rFonts w:hint="eastAsia" w:eastAsia="仿宋"/>
+                <w:rFonts w:hint="eastAsia" w:eastAsia="仿宋" w:ascii="仿宋" w:hAnsi="仿宋"/>
                 <w:color w:val="000000"/>
                 <w:sz w:val="24"/>
                 <w:szCs w:val="24"/>
@@ -137,6 +141,10 @@
           </w:tcPr>
           <w:p>
             <w:r>
+              <w:rPr>
+                <w:rFonts w:ascii="仿宋" w:hAnsi="仿宋" w:eastAsia="仿宋"/>
+                <w:sz w:val="24"/>
+              </w:rPr>
               <w:t>签订日期：{{r signYear }}年{{r signMonth }}月{{r signDay }}日</w:t>
             </w:r>
           </w:p>
@@ -199,7 +207,7 @@
       </w:pPr>
       <w:r>
         <w:rPr>
-          <w:rFonts w:eastAsia="仿宋"/>
+          <w:rFonts w:eastAsia="仿宋" w:ascii="仿宋" w:hAnsi="仿宋"/>
           <w:color w:val="000000"/>
           <w:sz w:val="24"/>
           <w:szCs w:val="24"/>
@@ -274,7 +282,7 @@
             </w:pPr>
             <w:r>
               <w:rPr>
-                <w:rFonts w:hint="eastAsia" w:eastAsia="仿宋"/>
+                <w:rFonts w:hint="eastAsia" w:eastAsia="仿宋" w:ascii="仿宋" w:hAnsi="仿宋"/>
                 <w:b/>
                 <w:color w:val="000000"/>
                 <w:sz w:val="24"/>
@@ -285,7 +293,7 @@
             </w:r>
             <w:r>
               <w:rPr>
-                <w:rFonts w:eastAsia="仿宋"/>
+                <w:rFonts w:eastAsia="仿宋" w:ascii="仿宋" w:hAnsi="仿宋"/>
                 <w:b/>
                 <w:color w:val="000000"/>
                 <w:sz w:val="24"/>
@@ -295,7 +303,7 @@
             </w:r>
             <w:r>
               <w:rPr>
-                <w:rFonts w:eastAsia="仿宋"/>
+                <w:rFonts w:eastAsia="仿宋" w:ascii="仿宋" w:hAnsi="仿宋"/>
                 <w:color w:val="000000"/>
                 <w:sz w:val="24"/>
                 <w:szCs w:val="24"/>
@@ -304,7 +312,7 @@
             </w:r>
             <w:r>
               <w:rPr>
-                <w:rFonts w:hint="eastAsia" w:eastAsia="仿宋"/>
+                <w:rFonts w:hint="eastAsia" w:eastAsia="仿宋" w:ascii="仿宋" w:hAnsi="仿宋"/>
                 <w:color w:val="000000"/>
                 <w:sz w:val="24"/>
                 <w:szCs w:val="24"/>
@@ -337,7 +345,7 @@
             </w:pPr>
             <w:r>
               <w:rPr>
-                <w:rFonts w:hint="eastAsia" w:eastAsia="仿宋"/>
+                <w:rFonts w:hint="eastAsia" w:eastAsia="仿宋" w:ascii="仿宋" w:hAnsi="仿宋"/>
                 <w:color w:val="000000"/>
                 <w:sz w:val="24"/>
                 <w:szCs w:val="24"/>
@@ -347,7 +355,7 @@
             </w:r>
             <w:r>
               <w:rPr>
-                <w:rFonts w:eastAsia="仿宋"/>
+                <w:rFonts w:eastAsia="仿宋" w:ascii="仿宋" w:hAnsi="仿宋"/>
                 <w:color w:val="000000"/>
                 <w:sz w:val="24"/>
                 <w:szCs w:val="24"/>
@@ -356,7 +364,7 @@
             </w:r>
             <w:r>
               <w:rPr>
-                <w:rFonts w:hint="eastAsia" w:eastAsia="仿宋"/>
+                <w:rFonts w:hint="eastAsia" w:eastAsia="仿宋" w:ascii="仿宋" w:hAnsi="仿宋"/>
                 <w:color w:val="000000"/>
                 <w:sz w:val="24"/>
                 <w:szCs w:val="24"/>
@@ -389,7 +397,7 @@
             </w:pPr>
             <w:r>
               <w:rPr>
-                <w:rFonts w:eastAsia="仿宋"/>
+                <w:rFonts w:eastAsia="仿宋" w:ascii="仿宋" w:hAnsi="仿宋"/>
                 <w:color w:val="000000"/>
                 <w:sz w:val="24"/>
                 <w:szCs w:val="24"/>
@@ -398,7 +406,7 @@
             </w:r>
             <w:r>
               <w:rPr>
-                <w:rFonts w:hint="eastAsia" w:eastAsia="仿宋"/>
+                <w:rFonts w:hint="eastAsia" w:eastAsia="仿宋" w:ascii="仿宋" w:hAnsi="仿宋"/>
                 <w:color w:val="000000"/>
                 <w:sz w:val="24"/>
               </w:rPr>
@@ -428,7 +436,7 @@
             </w:pPr>
             <w:r>
               <w:rPr>
-                <w:rFonts w:hint="eastAsia" w:eastAsia="仿宋"/>
+                <w:rFonts w:hint="eastAsia" w:eastAsia="仿宋" w:ascii="仿宋" w:hAnsi="仿宋"/>
                 <w:color w:val="000000"/>
                 <w:sz w:val="24"/>
                 <w:szCs w:val="24"/>
@@ -438,7 +446,7 @@
             </w:r>
             <w:r>
               <w:rPr>
-                <w:rFonts w:eastAsia="仿宋"/>
+                <w:rFonts w:eastAsia="仿宋" w:ascii="仿宋" w:hAnsi="仿宋"/>
                 <w:color w:val="000000"/>
                 <w:sz w:val="24"/>
                 <w:szCs w:val="24"/>
@@ -469,7 +477,7 @@
             </w:pPr>
             <w:r>
               <w:rPr>
-                <w:rFonts w:eastAsia="仿宋"/>
+                <w:rFonts w:eastAsia="仿宋" w:ascii="仿宋" w:hAnsi="仿宋"/>
                 <w:color w:val="000000"/>
                 <w:sz w:val="24"/>
                 <w:szCs w:val="24"/>
@@ -502,7 +510,7 @@
             </w:pPr>
             <w:r>
               <w:rPr>
-                <w:rFonts w:eastAsia="仿宋"/>
+                <w:rFonts w:eastAsia="仿宋" w:ascii="仿宋" w:hAnsi="仿宋"/>
                 <w:color w:val="000000"/>
                 <w:sz w:val="24"/>
                 <w:szCs w:val="24"/>
@@ -535,7 +543,7 @@
             </w:pPr>
             <w:r>
               <w:rPr>
-                <w:rFonts w:eastAsia="仿宋"/>
+                <w:rFonts w:eastAsia="仿宋" w:ascii="仿宋" w:hAnsi="仿宋"/>
                 <w:color w:val="000000"/>
                 <w:sz w:val="24"/>
                 <w:szCs w:val="24"/>
@@ -559,6 +567,10 @@
           </w:tcPr>
           <w:p>
             <w:r>
+              <w:rPr>
+                <w:rFonts w:ascii="仿宋" w:hAnsi="仿宋" w:eastAsia="仿宋"/>
+                <w:sz w:val="24"/>
+              </w:rPr>
               <w:t>分包方（乙方）：{{r supplierName }}</w:t>
               <w:br/>
               <w:t>联系地址：{{r supplierAddress }}</w:t>
@@ -696,6 +708,10 @@
         </w:rPr>
       </w:pPr>
       <w:r>
+        <w:rPr>
+          <w:rFonts w:ascii="仿宋" w:hAnsi="仿宋" w:eastAsia="仿宋"/>
+          <w:sz w:val="24"/>
+        </w:rPr>
         <w:t>工程项目：{{r projectName }}</w:t>
       </w:r>
     </w:p>
@@ -728,6 +744,10 @@
         </w:rPr>
       </w:pPr>
       <w:r>
+        <w:rPr>
+          <w:rFonts w:ascii="仿宋" w:hAnsi="仿宋" w:eastAsia="仿宋"/>
+          <w:sz w:val="24"/>
+        </w:rPr>
         <w:t>工程地点：{{r engineeringLocation }}</w:t>
       </w:r>
     </w:p>
@@ -798,6 +818,10 @@
         </w:rPr>
       </w:pPr>
       <w:r>
+        <w:rPr>
+          <w:rFonts w:ascii="仿宋" w:hAnsi="仿宋" w:eastAsia="仿宋"/>
+          <w:sz w:val="24"/>
+        </w:rPr>
         <w:t>甲方根据工程需要，将{{r workDescription }}工程劳务分包给乙方负责施工作业。施工范围包括但不限于：{{r engineeringScope }}。</w:t>
       </w:r>
     </w:p>
@@ -9298,6 +9322,10 @@
     </w:p>
     <w:p>
       <w:r>
+        <w:rPr>
+          <w:rFonts w:ascii="仿宋" w:hAnsi="仿宋" w:eastAsia="仿宋"/>
+          <w:sz w:val="24"/>
+        </w:rPr>
         <w:t>附表1：劳务清单</w:t>
       </w:r>
     </w:p>
@@ -9322,6 +9350,10 @@
           </w:tcPr>
           <w:p>
             <w:r>
+              <w:rPr>
+                <w:rFonts w:ascii="仿宋" w:hAnsi="仿宋" w:eastAsia="仿宋"/>
+                <w:sz w:val="24"/>
+              </w:rPr>
               <w:t>序号</w:t>
             </w:r>
           </w:p>
@@ -9332,6 +9364,10 @@
           </w:tcPr>
           <w:p>
             <w:r>
+              <w:rPr>
+                <w:rFonts w:ascii="仿宋" w:hAnsi="仿宋" w:eastAsia="仿宋"/>
+                <w:sz w:val="24"/>
+              </w:rPr>
               <w:t>劳务项目</w:t>
             </w:r>
           </w:p>
@@ -9342,6 +9378,10 @@
           </w:tcPr>
           <w:p>
             <w:r>
+              <w:rPr>
+                <w:rFonts w:ascii="仿宋" w:hAnsi="仿宋" w:eastAsia="仿宋"/>
+                <w:sz w:val="24"/>
+              </w:rPr>
               <w:t>单位</w:t>
             </w:r>
           </w:p>
@@ -9352,6 +9392,10 @@
           </w:tcPr>
           <w:p>
             <w:r>
+              <w:rPr>
+                <w:rFonts w:ascii="仿宋" w:hAnsi="仿宋" w:eastAsia="仿宋"/>
+                <w:sz w:val="24"/>
+              </w:rPr>
               <w:t>数量</w:t>
             </w:r>
           </w:p>
@@ -9362,6 +9406,10 @@
           </w:tcPr>
           <w:p>
             <w:r>
+              <w:rPr>
+                <w:rFonts w:ascii="仿宋" w:hAnsi="仿宋" w:eastAsia="仿宋"/>
+                <w:sz w:val="24"/>
+              </w:rPr>
               <w:t>单价</w:t>
             </w:r>
           </w:p>
@@ -9372,6 +9420,10 @@
           </w:tcPr>
           <w:p>
             <w:r>
+              <w:rPr>
+                <w:rFonts w:ascii="仿宋" w:hAnsi="仿宋" w:eastAsia="仿宋"/>
+                <w:sz w:val="24"/>
+              </w:rPr>
               <w:t>合价</w:t>
             </w:r>
           </w:p>
@@ -9382,6 +9434,10 @@
           </w:tcPr>
           <w:p>
             <w:r>
+              <w:rPr>
+                <w:rFonts w:ascii="仿宋" w:hAnsi="仿宋" w:eastAsia="仿宋"/>
+                <w:sz w:val="24"/>
+              </w:rPr>
               <w:t>备注</w:t>
             </w:r>
           </w:p>
@@ -9395,6 +9451,10 @@
           </w:tcPr>
           <w:p>
             <w:r>
+              <w:rPr>
+                <w:rFonts w:ascii="仿宋" w:hAnsi="仿宋" w:eastAsia="仿宋"/>
+                <w:sz w:val="24"/>
+              </w:rPr>
               <w:t>{{r item.index }}</w:t>
             </w:r>
           </w:p>
@@ -9405,6 +9465,10 @@
           </w:tcPr>
           <w:p>
             <w:r>
+              <w:rPr>
+                <w:rFonts w:ascii="仿宋" w:hAnsi="仿宋" w:eastAsia="仿宋"/>
+                <w:sz w:val="24"/>
+              </w:rPr>
               <w:t>{{r item.laborItem }}</w:t>
             </w:r>
           </w:p>
@@ -9415,6 +9479,10 @@
           </w:tcPr>
           <w:p>
             <w:r>
+              <w:rPr>
+                <w:rFonts w:ascii="仿宋" w:hAnsi="仿宋" w:eastAsia="仿宋"/>
+                <w:sz w:val="24"/>
+              </w:rPr>
               <w:t>{{r item.unit }}</w:t>
             </w:r>
           </w:p>
@@ -9425,6 +9493,10 @@
           </w:tcPr>
           <w:p>
             <w:r>
+              <w:rPr>
+                <w:rFonts w:ascii="仿宋" w:hAnsi="仿宋" w:eastAsia="仿宋"/>
+                <w:sz w:val="24"/>
+              </w:rPr>
               <w:t>{{r item.quantity }}</w:t>
             </w:r>
           </w:p>
@@ -9435,6 +9507,10 @@
           </w:tcPr>
           <w:p>
             <w:r>
+              <w:rPr>
+                <w:rFonts w:ascii="仿宋" w:hAnsi="仿宋" w:eastAsia="仿宋"/>
+                <w:sz w:val="24"/>
+              </w:rPr>
               <w:t>{{r item.unitPrice }}</w:t>
             </w:r>
           </w:p>
@@ -9445,6 +9521,10 @@
           </w:tcPr>
           <w:p>
             <w:r>
+              <w:rPr>
+                <w:rFonts w:ascii="仿宋" w:hAnsi="仿宋" w:eastAsia="仿宋"/>
+                <w:sz w:val="24"/>
+              </w:rPr>
               <w:t>{{r item.totalPrice }}</w:t>
             </w:r>
           </w:p>
@@ -9455,6 +9535,10 @@
           </w:tcPr>
           <w:p>
             <w:r>
+              <w:rPr>
+                <w:rFonts w:ascii="仿宋" w:hAnsi="仿宋" w:eastAsia="仿宋"/>
+                <w:sz w:val="24"/>
+              </w:rPr>
               <w:t>{{r item.remark }}</w:t>
             </w:r>
           </w:p>
